--- a/courts/ninth-circuit/alaska/state/supreme-court/answering-brief/usage/OUTPUT-answering-brief.docx
+++ b/courts/ninth-circuit/alaska/state/supreme-court/answering-brief/usage/OUTPUT-answering-brief.docx
@@ -6542,13 +6542,13 @@
     </w:p>
     <w:p>
       <w:pPr>
-        <w:pStyle w:val="XdList1"/>
+        <w:pStyle w:val="BodyText"/>
       </w:pPr>
       <w:r>
         <w:t xml:space="preserve">(1)</w:t>
       </w:r>
       <w:r>
-        <w:tab/>
+        <w:t xml:space="preserve"> </w:t>
       </w:r>
       <w:r>
         <w:t xml:space="preserve">“the private interest that will be affected by the official action;”</w:t>
@@ -6556,13 +6556,13 @@
     </w:p>
     <w:p>
       <w:pPr>
-        <w:pStyle w:val="XdList1"/>
+        <w:pStyle w:val="BodyText"/>
       </w:pPr>
       <w:r>
         <w:t xml:space="preserve">(2)</w:t>
       </w:r>
       <w:r>
-        <w:tab/>
+        <w:t xml:space="preserve"> </w:t>
       </w:r>
       <w:r>
         <w:t xml:space="preserve">“the risk of an erroneous deprivation of such interest through the procedures used and the probable value, if any, of additional or substitute procedural safeguards;”</w:t>
@@ -6576,13 +6576,13 @@
     </w:p>
     <w:p>
       <w:pPr>
-        <w:pStyle w:val="XdList1"/>
+        <w:pStyle w:val="BodyTextNote"/>
       </w:pPr>
       <w:r>
         <w:t xml:space="preserve">(3)</w:t>
       </w:r>
       <w:r>
-        <w:tab/>
+        <w:t xml:space="preserve"> </w:t>
       </w:r>
       <w:r>
         <w:t xml:space="preserve">“the Government’s interest, including the function involved and the fiscal and administrative burdens that the additional or substitute procedural requirement would entail.”</w:t>
@@ -7162,7 +7162,7 @@
         <w:t xml:space="preserve"> </w:t>
       </w:r>
       <w:r>
-        <w:t xml:space="preserve">“the extraordinary security risks . . . greatly increase[] the strength of the government’s administrative and institutional interests”</w:t>
+        <w:t xml:space="preserve">“the extraordinary security risks . . . greatly increase[] the strength of the government’s administrative and institutional interests”</w:t>
       </w:r>
       <w:r>
         <w:t xml:space="preserve"> </w:t>
@@ -7580,7 +7580,7 @@
         <w:t xml:space="preserve"> </w:t>
       </w:r>
       <w:r>
-        <w:t xml:space="preserve">“courts . . . able to avoid</w:t>
+        <w:t xml:space="preserve">“courts . . . able to avoid</w:t>
       </w:r>
       <w:r>
         <w:t xml:space="preserve"> </w:t>
@@ -8334,7 +8334,7 @@
         <w:t xml:space="preserve">Harper</w:t>
       </w:r>
       <w:r>
-        <w:t xml:space="preserve">-style process is adequate for inmates. Two-thirds of states and D.C. use a</w:t>
+        <w:t xml:space="preserve">-​style process is adequate for inmates. Two-thirds of states and D.C. use a</w:t>
       </w:r>
       <w:r>
         <w:t xml:space="preserve"> </w:t>
@@ -8347,7 +8347,7 @@
         <w:t xml:space="preserve">Harper</w:t>
       </w:r>
       <w:r>
-        <w:t xml:space="preserve">-style process to involuntarily medicate dangerous mentally ill inmates.</w:t>
+        <w:t xml:space="preserve">-​style process to involuntarily medicate dangerous mentally ill inmates.</w:t>
       </w:r>
       <w:r>
         <w:rPr>
@@ -11197,7 +11197,7 @@
         <w:t xml:space="preserve"> </w:t>
       </w:r>
       <w:r>
-        <w:t xml:space="preserve">“if not treated, suffer, or continue to suffer severe and abnormal . . . distress, and this distress is associated with significant impairment of judgment, reason, or behavior causing a substantial deterioration of the person’s previous ability to function independently.”</w:t>
+        <w:t xml:space="preserve">“if not treated, suffer, or continue to suffer severe and abnormal . . . distress, and this distress is associated with significant impairment of judgment, reason, or behavior causing a substantial deterioration of the person’s previous ability to function independently.”</w:t>
       </w:r>
       <w:r>
         <w:t xml:space="preserve"> </w:t>
@@ -12116,7 +12116,7 @@
         <w:t xml:space="preserve"> </w:t>
       </w:r>
       <w:r>
-        <w:t xml:space="preserve">“the importance of giving prison administrators wide-ranging deference in the adoption and execution of policies and practices that in their judgment are needed to preserve internal order . . . and to maintain institutional security.”</w:t>
+        <w:t xml:space="preserve">“the importance of giving prison administrators wide-ranging deference in the adoption and execution of policies and practices that in their judgment are needed to preserve internal order . . . and to maintain institutional security.”</w:t>
       </w:r>
       <w:r>
         <w:t xml:space="preserve"> </w:t>
@@ -13251,7 +13251,7 @@
         <w:t xml:space="preserve"> </w:t>
       </w:r>
       <w:r>
-        <w:t xml:space="preserve">E. Fuller Torrey et al., The Treatment of Persons with Mental Illness in Prisons and Jails: A State Survey (Apr. 2014) at 22 (stating that 31 states use a Harper-style process), https://www.tac.org/​wp-content/​uploads/2023/11/​Treatment-Behind-Bars.pdf. Arkansas, which did not respond to Torrey’s survey, does too.</w:t>
+        <w:t xml:space="preserve">E. Fuller Torrey et al., The Treatment of Persons with Mental Illness in Prisons and Jails: A State Survey (Apr. 2014) at 22 (stating that 31 states use a Harper-style process), https://​www.​tac.​org/​wp-​content/​uploads/​2023/​11/​Treatment-​Behind-​Bars.​pdf. Arkansas, which did not respond to Torrey’s survey, does too.</w:t>
       </w:r>
       <w:r>
         <w:t xml:space="preserve"> </w:t>
@@ -13884,7 +13884,7 @@
         <w:t xml:space="preserve">, 543 P.2d at 1236 (</w:t>
       </w:r>
       <w:r>
-        <w:t xml:space="preserve">“[T]he requirement of a verbatim record will help insure that administrators . . . will act fairly.”</w:t>
+        <w:t xml:space="preserve">“[T]he requirement of a verbatim record will help insure that administrators . . . will act fairly.”</w:t>
       </w:r>
       <w:r>
         <w:t xml:space="preserve">).</w:t>
@@ -15994,6 +15994,7 @@
     <w:unhideWhenUsed/>
     <w:qFormat/>
     <w:pPr>
+      <w:keepLines/>
       <w:spacing w:before="0" w:after="140" w:line="299" w:lineRule="exact"/>
     </w:pPr>
     <w:rPr>
@@ -16244,6 +16245,33 @@
     <w:pPr>
       <w:spacing w:before="0" w:after="0" w:line="299" w:lineRule="exact"/>
       <w:ind w:left="2160" w:hanging="720"/>
+    </w:pPr>
+  </w:style>
+  <w:style w:type="paragraph" w:customStyle="1" w:styleId="XdQuoteList1">
+    <w:name w:val="Xd Quote List 1"/>
+    <w:basedOn w:val="Normal"/>
+    <w:qFormat/>
+    <w:pPr>
+      <w:spacing w:before="0" w:after="0" w:line="299" w:lineRule="exact"/>
+      <w:ind w:left="1440" w:right="720" w:hanging="720"/>
+    </w:pPr>
+  </w:style>
+  <w:style w:type="paragraph" w:customStyle="1" w:styleId="XdQuoteList2">
+    <w:name w:val="Xd Quote List 2"/>
+    <w:basedOn w:val="Normal"/>
+    <w:qFormat/>
+    <w:pPr>
+      <w:spacing w:before="0" w:after="0" w:line="299" w:lineRule="exact"/>
+      <w:ind w:left="2160" w:right="720" w:hanging="720"/>
+    </w:pPr>
+  </w:style>
+  <w:style w:type="paragraph" w:customStyle="1" w:styleId="XdQuoteList3">
+    <w:name w:val="Xd Quote List 3"/>
+    <w:basedOn w:val="Normal"/>
+    <w:qFormat/>
+    <w:pPr>
+      <w:spacing w:before="0" w:after="0" w:line="299" w:lineRule="exact"/>
+      <w:ind w:left="2880" w:right="720" w:hanging="720"/>
     </w:pPr>
   </w:style>
   <w:style w:type="paragraph" w:customStyle="1" w:styleId="XdList1">

--- a/courts/ninth-circuit/alaska/state/supreme-court/answering-brief/usage/OUTPUT-answering-brief.docx
+++ b/courts/ninth-circuit/alaska/state/supreme-court/answering-brief/usage/OUTPUT-answering-brief.docx
@@ -7162,7 +7162,7 @@
         <w:t xml:space="preserve"> </w:t>
       </w:r>
       <w:r>
-        <w:t xml:space="preserve">“the extraordinary security risks . . . greatly increase[] the strength of the government’s administrative and institutional interests”</w:t>
+        <w:t xml:space="preserve">“the extraordinary security risks ⁠. ⁠. ⁠. greatly increase[] the strength of the government’s administrative and institutional interests”</w:t>
       </w:r>
       <w:r>
         <w:t xml:space="preserve"> </w:t>
@@ -7580,7 +7580,7 @@
         <w:t xml:space="preserve"> </w:t>
       </w:r>
       <w:r>
-        <w:t xml:space="preserve">“courts . . . able to avoid</w:t>
+        <w:t xml:space="preserve">“courts ⁠. ⁠. ⁠. able to avoid</w:t>
       </w:r>
       <w:r>
         <w:t xml:space="preserve"> </w:t>
@@ -11197,7 +11197,7 @@
         <w:t xml:space="preserve"> </w:t>
       </w:r>
       <w:r>
-        <w:t xml:space="preserve">“if not treated, suffer, or continue to suffer severe and abnormal . . . distress, and this distress is associated with significant impairment of judgment, reason, or behavior causing a substantial deterioration of the person’s previous ability to function independently.”</w:t>
+        <w:t xml:space="preserve">“if not treated, suffer, or continue to suffer severe and abnormal ⁠. ⁠. ⁠. distress, and this distress is associated with significant impairment of judgment, reason, or behavior causing a substantial deterioration of the person’s previous ability to function independently.”</w:t>
       </w:r>
       <w:r>
         <w:t xml:space="preserve"> </w:t>
@@ -12116,7 +12116,7 @@
         <w:t xml:space="preserve"> </w:t>
       </w:r>
       <w:r>
-        <w:t xml:space="preserve">“the importance of giving prison administrators wide-ranging deference in the adoption and execution of policies and practices that in their judgment are needed to preserve internal order . . . and to maintain institutional security.”</w:t>
+        <w:t xml:space="preserve">“the importance of giving prison administrators wide-ranging deference in the adoption and execution of policies and practices that in their judgment are needed to preserve internal order ⁠. ⁠. ⁠. and to maintain institutional security.”</w:t>
       </w:r>
       <w:r>
         <w:t xml:space="preserve"> </w:t>
@@ -13884,7 +13884,7 @@
         <w:t xml:space="preserve">, 543 P.2d at 1236 (</w:t>
       </w:r>
       <w:r>
-        <w:t xml:space="preserve">“[T]he requirement of a verbatim record will help insure that administrators . . . will act fairly.”</w:t>
+        <w:t xml:space="preserve">“[T]he requirement of a verbatim record will help insure that administrators ⁠. ⁠. ⁠. will act fairly.”</w:t>
       </w:r>
       <w:r>
         <w:t xml:space="preserve">).</w:t>

--- a/courts/ninth-circuit/alaska/state/supreme-court/answering-brief/usage/OUTPUT-answering-brief.docx
+++ b/courts/ninth-circuit/alaska/state/supreme-court/answering-brief/usage/OUTPUT-answering-brief.docx
@@ -181,9 +181,7 @@
           <w:b/>
           <w:bCs/>
         </w:rPr>
-        <w:t xml:space="preserve">S</w:t>
-        <w:noBreakHyphen/>
-        <w:t xml:space="preserve">19453</w:t>
+        <w:t xml:space="preserve">S-⁠19453</w:t>
       </w:r>
     </w:p>
     <w:p>
@@ -211,11 +209,7 @@
         <w:t xml:space="preserve"> </w:t>
       </w:r>
       <w:r>
-        <w:t xml:space="preserve">3AN</w:t>
-        <w:noBreakHyphen/>
-        <w:t xml:space="preserve">23</w:t>
-        <w:noBreakHyphen/>
-        <w:t xml:space="preserve">05725CI</w:t>
+        <w:t xml:space="preserve">3AN-⁠23-⁠05725CI</w:t>
       </w:r>
     </w:p>
     <w:p>
@@ -831,9 +825,7 @@
         <w:t xml:space="preserve"> </w:t>
       </w:r>
       <w:r>
-        <w:t xml:space="preserve">269</w:t>
-        <w:noBreakHyphen/>
-        <w:t xml:space="preserve">6612</w:t>
+        <w:t xml:space="preserve">269-⁠6612</w:t>
       </w:r>
     </w:p>
     <w:p>
@@ -2923,7 +2915,7 @@
         <w:tab/>
       </w:r>
       <w:r>
-        <w:t xml:space="preserve">56</w:t>
+        <w:t xml:space="preserve">57</w:t>
       </w:r>
     </w:p>
     <w:p>
@@ -3563,13 +3555,7 @@
         <w:tab/>
       </w:r>
       <w:r>
-        <w:t xml:space="preserve">2001</w:t>
-      </w:r>
-      <w:r>
-        <w:noBreakHyphen/>
-      </w:r>
-      <w:r>
-        <w:t xml:space="preserve">2008: In 2001, Adam repeatedly tried to commit suicide. [R. 886 (Exh. P at SOA 2521, 2722–93)] Multiple times, he reopened wounds on his wrists and wrote on walls with his own blood, and a toothbrush whittled to make a shank was found in his cell. [R. 886 (Exh. P at SOA 2498, 2521, 2722–70)] He also climbed on the sink in his cell and dove off, landing on his head and shoulder and knocking himself out. [R. 886 (Exh. P at SOA 2793)] As part of these incidents, Adam flooded his cell multiple times, tampered with a smoke detector, and threatened staff. [R. 886 (Exh. P at SOA 2498, 2521, 2723–70)] Until about 2008, he continued to cut himself. [Exc. 11, 325]</w:t>
+        <w:t xml:space="preserve">2001-⁠2008: In 2001, Adam repeatedly tried to commit suicide. [R. 886 (Exh. P at SOA 2521, 2722–93)] Multiple times, he reopened wounds on his wrists and wrote on walls with his own blood, and a toothbrush whittled to make a shank was found in his cell. [R. 886 (Exh. P at SOA 2498, 2521, 2722–70)] He also climbed on the sink in his cell and dove off, landing on his head and shoulder and knocking himself out. [R. 886 (Exh. P at SOA 2793)] As part of these incidents, Adam flooded his cell multiple times, tampered with a smoke detector, and threatened staff. [R. 886 (Exh. P at SOA 2498, 2521, 2723–70)] Until about 2008, he continued to cut himself. [Exc. 11, 325]</w:t>
       </w:r>
     </w:p>
     <w:p>
@@ -3583,13 +3569,7 @@
         <w:tab/>
       </w:r>
       <w:r>
-        <w:t xml:space="preserve">2003</w:t>
-      </w:r>
-      <w:r>
-        <w:noBreakHyphen/>
-      </w:r>
-      <w:r>
-        <w:t xml:space="preserve">2013: Over this decade, Adam had multiple write-ups for violence and was in and out of segregation, including for assaulting another inmate with a sock containing multiple locks in February 2011. [Tr. 10, 30; Exc. 15, 325] That assault resulted in his admission to the acute mental health unit and placement on suicide precautions. [Tr. 10, 30]</w:t>
+        <w:t xml:space="preserve">2003-⁠2013: Over this decade, Adam had multiple write-ups for violence and was in and out of segregation, including for assaulting another inmate with a sock containing multiple locks in February 2011. [Tr. 10, 30; Exc. 15, 325] That assault resulted in his admission to the acute mental health unit and placement on suicide precautions. [Tr. 10, 30]</w:t>
       </w:r>
     </w:p>
     <w:p>
@@ -14654,13 +14634,7 @@
         <w:t xml:space="preserve">“added risk that the party is seeking an advisory opinion”</w:t>
       </w:r>
       <w:r>
-        <w:t xml:space="preserve">). Nevertheless, Adam overstates the extent of the pre</w:t>
-      </w:r>
-      <w:r>
-        <w:noBreakHyphen/>
-      </w:r>
-      <w:r>
-        <w:t xml:space="preserve">2022 defects—DOC reviewed the authorization four times from 2019 through 2020 before an apparent gap in 2021. [Exc. 294–97; see supra p. 4 note 6, p. 9 note 14]</w:t>
+        <w:t xml:space="preserve">). Nevertheless, Adam overstates the extent of the pre-⁠2022 defects—DOC reviewed the authorization four times from 2019 through 2020 before an apparent gap in 2021. [Exc. 294–97; see supra p. 4 note 6, p. 9 note 14]</w:t>
       </w:r>
     </w:p>
   </w:footnote>
@@ -15995,7 +15969,7 @@
     <w:qFormat/>
     <w:pPr>
       <w:keepLines/>
-      <w:spacing w:before="0" w:after="140" w:line="299" w:lineRule="exact"/>
+      <w:spacing w:before="23" w:after="140" w:line="299" w:lineRule="exact"/>
     </w:pPr>
     <w:rPr>
       <w:sz w:val="26"/>
